--- a/printables/gardens/U6-garden.docx
+++ b/printables/gardens/U6-garden.docx
@@ -240,7 +240,7 @@
           <w:color w:val="E85D04"/>
           <w:sz w:val="24"/>
         </w:rPr>
-        <w:t>二、说说意思（用自己的话）</w:t>
+        <w:t>二、根据意思写出原句</w:t>
       </w:r>
     </w:p>
     <w:p>
@@ -254,21 +254,21 @@
           <w:color w:val="1C1917"/>
           <w:sz w:val="24"/>
         </w:rPr>
-        <w:t>1. 「尺有所短，寸有所长。」意思是：</w:t>
+        <w:t>1. 意思：每个人都有短处，也有长处；不要只看一面。（俗语）</w:t>
       </w:r>
     </w:p>
     <w:p>
       <w:pPr>
-        <w:spacing w:before="0" w:after="200" w:line="288" w:lineRule="auto"/>
+        <w:spacing w:before="0" w:after="160" w:line="288" w:lineRule="auto"/>
       </w:pPr>
       <w:r>
         <w:rPr>
           <w:rFonts w:ascii="宋体" w:hAnsi="宋体" w:eastAsia="宋体"/>
           <w:b w:val="0"/>
           <w:color w:val="1C1917"/>
-          <w:sz w:val="28"/>
+          <w:sz w:val="26"/>
         </w:rPr>
-        <w:t>＿＿＿＿＿＿＿＿＿＿＿＿＿＿＿＿＿＿＿＿＿＿＿＿＿＿＿＿＿＿</w:t>
+        <w:t xml:space="preserve">　　原句：________________________________________________</w:t>
       </w:r>
     </w:p>
     <w:p>
@@ -282,21 +282,21 @@
           <w:color w:val="1C1917"/>
           <w:sz w:val="24"/>
         </w:rPr>
-        <w:t>2. 「机不可失，时不再来。」意思是：</w:t>
+        <w:t>2. 意思：好机会不能放过，错过就很难再有。（俗语）</w:t>
       </w:r>
     </w:p>
     <w:p>
       <w:pPr>
-        <w:spacing w:before="0" w:after="200" w:line="288" w:lineRule="auto"/>
+        <w:spacing w:before="0" w:after="160" w:line="288" w:lineRule="auto"/>
       </w:pPr>
       <w:r>
         <w:rPr>
           <w:rFonts w:ascii="宋体" w:hAnsi="宋体" w:eastAsia="宋体"/>
           <w:b w:val="0"/>
           <w:color w:val="1C1917"/>
-          <w:sz w:val="28"/>
+          <w:sz w:val="26"/>
         </w:rPr>
-        <w:t>＿＿＿＿＿＿＿＿＿＿＿＿＿＿＿＿＿＿＿＿＿＿＿＿＿＿＿＿＿＿</w:t>
+        <w:t xml:space="preserve">　　原句：________________________________________________</w:t>
       </w:r>
     </w:p>
     <w:p>
@@ -310,21 +310,21 @@
           <w:color w:val="1C1917"/>
           <w:sz w:val="24"/>
         </w:rPr>
-        <w:t>3. 「差之毫厘，谬以千里。」意思是：</w:t>
+        <w:t>3. 意思：开头差一点点，结果可能错出很远。（谬读 miù）（俗语）</w:t>
       </w:r>
     </w:p>
     <w:p>
       <w:pPr>
-        <w:spacing w:before="0" w:after="200" w:line="288" w:lineRule="auto"/>
+        <w:spacing w:before="0" w:after="160" w:line="288" w:lineRule="auto"/>
       </w:pPr>
       <w:r>
         <w:rPr>
           <w:rFonts w:ascii="宋体" w:hAnsi="宋体" w:eastAsia="宋体"/>
           <w:b w:val="0"/>
           <w:color w:val="1C1917"/>
-          <w:sz w:val="28"/>
+          <w:sz w:val="26"/>
         </w:rPr>
-        <w:t>＿＿＿＿＿＿＿＿＿＿＿＿＿＿＿＿＿＿＿＿＿＿＿＿＿＿＿＿＿＿</w:t>
+        <w:t xml:space="preserve">　　原句：________________________________________________</w:t>
       </w:r>
     </w:p>
     <w:p>
@@ -338,21 +338,21 @@
           <w:color w:val="1C1917"/>
           <w:sz w:val="24"/>
         </w:rPr>
-        <w:t>4. 「病从口入，祸从口出。」意思是：</w:t>
+        <w:t>4. 意思：生病常因饮食不慎；惹祸常因说话不慎。（俗语）</w:t>
       </w:r>
     </w:p>
     <w:p>
       <w:pPr>
-        <w:spacing w:before="0" w:after="200" w:line="288" w:lineRule="auto"/>
+        <w:spacing w:before="0" w:after="160" w:line="288" w:lineRule="auto"/>
       </w:pPr>
       <w:r>
         <w:rPr>
           <w:rFonts w:ascii="宋体" w:hAnsi="宋体" w:eastAsia="宋体"/>
           <w:b w:val="0"/>
           <w:color w:val="1C1917"/>
-          <w:sz w:val="28"/>
+          <w:sz w:val="26"/>
         </w:rPr>
-        <w:t>＿＿＿＿＿＿＿＿＿＿＿＿＿＿＿＿＿＿＿＿＿＿＿＿＿＿＿＿＿＿</w:t>
+        <w:t xml:space="preserve">　　原句：________________________________________________</w:t>
       </w:r>
     </w:p>
     <w:p>
@@ -366,21 +366,21 @@
           <w:color w:val="1C1917"/>
           <w:sz w:val="24"/>
         </w:rPr>
-        <w:t>5. 「一言既出，驷马难追。」意思是：</w:t>
+        <w:t>5. 意思：话一说出口，四匹马拉的车也追不回；说话要算数。（俗语）</w:t>
       </w:r>
     </w:p>
     <w:p>
       <w:pPr>
-        <w:spacing w:before="0" w:after="200" w:line="288" w:lineRule="auto"/>
+        <w:spacing w:before="0" w:after="160" w:line="288" w:lineRule="auto"/>
       </w:pPr>
       <w:r>
         <w:rPr>
           <w:rFonts w:ascii="宋体" w:hAnsi="宋体" w:eastAsia="宋体"/>
           <w:b w:val="0"/>
           <w:color w:val="1C1917"/>
-          <w:sz w:val="28"/>
+          <w:sz w:val="26"/>
         </w:rPr>
-        <w:t>＿＿＿＿＿＿＿＿＿＿＿＿＿＿＿＿＿＿＿＿＿＿＿＿＿＿＿＿＿＿</w:t>
+        <w:t xml:space="preserve">　　原句：________________________________________________</w:t>
       </w:r>
     </w:p>
     <w:p>
@@ -394,21 +394,21 @@
           <w:color w:val="1C1917"/>
           <w:sz w:val="24"/>
         </w:rPr>
-        <w:t>6. 「比上不足，比下有余。」意思是：</w:t>
+        <w:t>6. 意思：跟更好的比还差些，跟更差的比还强些；常用来自我宽慰或客观看待。（俗语）</w:t>
       </w:r>
     </w:p>
     <w:p>
       <w:pPr>
-        <w:spacing w:before="0" w:after="200" w:line="288" w:lineRule="auto"/>
+        <w:spacing w:before="0" w:after="160" w:line="288" w:lineRule="auto"/>
       </w:pPr>
       <w:r>
         <w:rPr>
           <w:rFonts w:ascii="宋体" w:hAnsi="宋体" w:eastAsia="宋体"/>
           <w:b w:val="0"/>
           <w:color w:val="1C1917"/>
-          <w:sz w:val="28"/>
+          <w:sz w:val="26"/>
         </w:rPr>
-        <w:t>＿＿＿＿＿＿＿＿＿＿＿＿＿＿＿＿＿＿＿＿＿＿＿＿＿＿＿＿＿＿</w:t>
+        <w:t xml:space="preserve">　　原句：________________________________________________</w:t>
       </w:r>
     </w:p>
     <w:p>
@@ -478,7 +478,7 @@
           <w:color w:val="C2410C"/>
           <w:sz w:val="20"/>
         </w:rPr>
-        <w:t>□默写过关　□意思说得清　□错题入档</w:t>
+        <w:t>□默写过关　□据意能写原句　□错题入档</w:t>
       </w:r>
     </w:p>
     <w:sectPr>

--- a/printables/gardens/U6-garden.docx
+++ b/printables/gardens/U6-garden.docx
@@ -29,12 +29,12 @@
           <w:color w:val="E85D04"/>
           <w:sz w:val="32"/>
         </w:rPr>
-        <w:t>语文园地六 · 日积月累练习</w:t>
+        <w:t>语文园地六 · 日积月累过关测</w:t>
       </w:r>
     </w:p>
     <w:p>
       <w:pPr>
-        <w:spacing w:before="0" w:after="160" w:line="288" w:lineRule="auto"/>
+        <w:spacing w:before="0" w:after="80" w:line="288" w:lineRule="auto"/>
         <w:jc w:val="center"/>
       </w:pPr>
       <w:r>
@@ -44,7 +44,21 @@
           <w:color w:val="1C1917"/>
           <w:sz w:val="22"/>
         </w:rPr>
-        <w:t>第六单元 · 体会人物心情　|　A4　|　姓名：________　日期：________</w:t>
+        <w:t>第六单元 · 体会人物心情　|　题型对齐单元卷　|　姓名：________　日期：________</w:t>
+      </w:r>
+    </w:p>
+    <w:p>
+      <w:pPr>
+        <w:spacing w:before="0" w:after="160" w:line="288" w:lineRule="auto"/>
+      </w:pPr>
+      <w:r>
+        <w:rPr>
+          <w:rFonts w:ascii="宋体" w:hAnsi="宋体" w:eastAsia="宋体"/>
+          <w:b w:val="0"/>
+          <w:color w:val="C2410C"/>
+          <w:sz w:val="20"/>
+        </w:rPr>
+        <w:t>不看书完成。测默写、填空、据意写句（及本单元词句运用）。</w:t>
       </w:r>
     </w:p>
     <w:p>
@@ -58,19 +72,19 @@
           <w:color w:val="E85D04"/>
           <w:sz w:val="24"/>
         </w:rPr>
-        <w:t>一、日积月累默写（不看书）</w:t>
+        <w:t>一、补全名句（给上句写下句 / 给下句写上句）</w:t>
       </w:r>
     </w:p>
     <w:p>
       <w:pPr>
-        <w:spacing w:before="0" w:after="160" w:line="288" w:lineRule="auto"/>
+        <w:spacing w:before="0" w:after="80" w:line="288" w:lineRule="auto"/>
       </w:pPr>
       <w:r>
         <w:rPr>
           <w:rFonts w:ascii="宋体" w:hAnsi="宋体" w:eastAsia="宋体"/>
           <w:b w:val="0"/>
           <w:color w:val="1C1917"/>
-          <w:sz w:val="26"/>
+          <w:sz w:val="24"/>
         </w:rPr>
         <w:t>1. 尺有所短，____________________</w:t>
       </w:r>
@@ -84,23 +98,23 @@
           <w:rFonts w:ascii="宋体" w:hAnsi="宋体" w:eastAsia="宋体"/>
           <w:b w:val="0"/>
           <w:color w:val="C2410C"/>
-          <w:sz w:val="22"/>
+          <w:sz w:val="20"/>
         </w:rPr>
-        <w:t xml:space="preserve">　　出处 / 作者：________（提示：俗语…）</w:t>
+        <w:t xml:space="preserve">　　（出处：________）</w:t>
       </w:r>
     </w:p>
     <w:p>
       <w:pPr>
-        <w:spacing w:before="0" w:after="160" w:line="288" w:lineRule="auto"/>
+        <w:spacing w:before="0" w:after="80" w:line="288" w:lineRule="auto"/>
       </w:pPr>
       <w:r>
         <w:rPr>
           <w:rFonts w:ascii="宋体" w:hAnsi="宋体" w:eastAsia="宋体"/>
           <w:b w:val="0"/>
           <w:color w:val="1C1917"/>
-          <w:sz w:val="26"/>
+          <w:sz w:val="24"/>
         </w:rPr>
-        <w:t>2. 机不可失，____________________</w:t>
+        <w:t>2. ____________________，时不再来。</w:t>
       </w:r>
     </w:p>
     <w:p>
@@ -112,21 +126,21 @@
           <w:rFonts w:ascii="宋体" w:hAnsi="宋体" w:eastAsia="宋体"/>
           <w:b w:val="0"/>
           <w:color w:val="C2410C"/>
-          <w:sz w:val="22"/>
+          <w:sz w:val="20"/>
         </w:rPr>
-        <w:t xml:space="preserve">　　出处 / 作者：________（提示：俗语…）</w:t>
+        <w:t xml:space="preserve">　　（出处：________）</w:t>
       </w:r>
     </w:p>
     <w:p>
       <w:pPr>
-        <w:spacing w:before="0" w:after="160" w:line="288" w:lineRule="auto"/>
+        <w:spacing w:before="0" w:after="80" w:line="288" w:lineRule="auto"/>
       </w:pPr>
       <w:r>
         <w:rPr>
           <w:rFonts w:ascii="宋体" w:hAnsi="宋体" w:eastAsia="宋体"/>
           <w:b w:val="0"/>
           <w:color w:val="1C1917"/>
-          <w:sz w:val="26"/>
+          <w:sz w:val="24"/>
         </w:rPr>
         <w:t>3. 差之毫厘，____________________</w:t>
       </w:r>
@@ -140,23 +154,23 @@
           <w:rFonts w:ascii="宋体" w:hAnsi="宋体" w:eastAsia="宋体"/>
           <w:b w:val="0"/>
           <w:color w:val="C2410C"/>
-          <w:sz w:val="22"/>
+          <w:sz w:val="20"/>
         </w:rPr>
-        <w:t xml:space="preserve">　　出处 / 作者：________（提示：俗语…）</w:t>
+        <w:t xml:space="preserve">　　（出处：________）</w:t>
       </w:r>
     </w:p>
     <w:p>
       <w:pPr>
-        <w:spacing w:before="0" w:after="160" w:line="288" w:lineRule="auto"/>
+        <w:spacing w:before="0" w:after="80" w:line="288" w:lineRule="auto"/>
       </w:pPr>
       <w:r>
         <w:rPr>
           <w:rFonts w:ascii="宋体" w:hAnsi="宋体" w:eastAsia="宋体"/>
           <w:b w:val="0"/>
           <w:color w:val="1C1917"/>
-          <w:sz w:val="26"/>
+          <w:sz w:val="24"/>
         </w:rPr>
-        <w:t>4. 病从口入，____________________</w:t>
+        <w:t>4. ____________________，祸从口出。</w:t>
       </w:r>
     </w:p>
     <w:p>
@@ -168,21 +182,21 @@
           <w:rFonts w:ascii="宋体" w:hAnsi="宋体" w:eastAsia="宋体"/>
           <w:b w:val="0"/>
           <w:color w:val="C2410C"/>
-          <w:sz w:val="22"/>
+          <w:sz w:val="20"/>
         </w:rPr>
-        <w:t xml:space="preserve">　　出处 / 作者：________（提示：俗语…）</w:t>
+        <w:t xml:space="preserve">　　（出处：________）</w:t>
       </w:r>
     </w:p>
     <w:p>
       <w:pPr>
-        <w:spacing w:before="0" w:after="160" w:line="288" w:lineRule="auto"/>
+        <w:spacing w:before="0" w:after="80" w:line="288" w:lineRule="auto"/>
       </w:pPr>
       <w:r>
         <w:rPr>
           <w:rFonts w:ascii="宋体" w:hAnsi="宋体" w:eastAsia="宋体"/>
           <w:b w:val="0"/>
           <w:color w:val="1C1917"/>
-          <w:sz w:val="26"/>
+          <w:sz w:val="24"/>
         </w:rPr>
         <w:t>5. 一言既出，____________________</w:t>
       </w:r>
@@ -196,23 +210,23 @@
           <w:rFonts w:ascii="宋体" w:hAnsi="宋体" w:eastAsia="宋体"/>
           <w:b w:val="0"/>
           <w:color w:val="C2410C"/>
-          <w:sz w:val="22"/>
+          <w:sz w:val="20"/>
         </w:rPr>
-        <w:t xml:space="preserve">　　出处 / 作者：________（提示：俗语…）</w:t>
+        <w:t xml:space="preserve">　　（出处：________）</w:t>
       </w:r>
     </w:p>
     <w:p>
       <w:pPr>
-        <w:spacing w:before="0" w:after="160" w:line="288" w:lineRule="auto"/>
+        <w:spacing w:before="0" w:after="80" w:line="288" w:lineRule="auto"/>
       </w:pPr>
       <w:r>
         <w:rPr>
           <w:rFonts w:ascii="宋体" w:hAnsi="宋体" w:eastAsia="宋体"/>
           <w:b w:val="0"/>
           <w:color w:val="1C1917"/>
-          <w:sz w:val="26"/>
+          <w:sz w:val="24"/>
         </w:rPr>
-        <w:t>6. 比上不足，____________________</w:t>
+        <w:t>6. ____________________，比下有余。</w:t>
       </w:r>
     </w:p>
     <w:p>
@@ -224,9 +238,9 @@
           <w:rFonts w:ascii="宋体" w:hAnsi="宋体" w:eastAsia="宋体"/>
           <w:b w:val="0"/>
           <w:color w:val="C2410C"/>
-          <w:sz w:val="22"/>
+          <w:sz w:val="20"/>
         </w:rPr>
-        <w:t xml:space="preserve">　　出处 / 作者：________（提示：俗语…）</w:t>
+        <w:t xml:space="preserve">　　（出处：________）</w:t>
       </w:r>
     </w:p>
     <w:p>
@@ -240,12 +254,12 @@
           <w:color w:val="E85D04"/>
           <w:sz w:val="24"/>
         </w:rPr>
-        <w:t>二、根据意思写出原句</w:t>
+        <w:t>二、关键词填空（试卷常考）</w:t>
       </w:r>
     </w:p>
     <w:p>
       <w:pPr>
-        <w:spacing w:before="0" w:after="80" w:line="288" w:lineRule="auto"/>
+        <w:spacing w:before="0" w:after="120" w:line="288" w:lineRule="auto"/>
       </w:pPr>
       <w:r>
         <w:rPr>
@@ -254,7 +268,35 @@
           <w:color w:val="1C1917"/>
           <w:sz w:val="24"/>
         </w:rPr>
-        <w:t>1. 意思：每个人都有短处，也有长处；不要只看一面。（俗语）</w:t>
+        <w:t>1. 尺有所短，____________________。</w:t>
+      </w:r>
+    </w:p>
+    <w:p>
+      <w:pPr>
+        <w:spacing w:before="0" w:after="120" w:line="288" w:lineRule="auto"/>
+      </w:pPr>
+      <w:r>
+        <w:rPr>
+          <w:rFonts w:ascii="宋体" w:hAnsi="宋体" w:eastAsia="宋体"/>
+          <w:b w:val="0"/>
+          <w:color w:val="1C1917"/>
+          <w:sz w:val="24"/>
+        </w:rPr>
+        <w:t>2. 机不可失，____________________。</w:t>
+      </w:r>
+    </w:p>
+    <w:p>
+      <w:pPr>
+        <w:spacing w:before="0" w:after="120" w:line="288" w:lineRule="auto"/>
+      </w:pPr>
+      <w:r>
+        <w:rPr>
+          <w:rFonts w:ascii="宋体" w:hAnsi="宋体" w:eastAsia="宋体"/>
+          <w:b w:val="0"/>
+          <w:color w:val="1C1917"/>
+          <w:sz w:val="24"/>
+        </w:rPr>
+        <w:t>3. 差之毫厘，____________________。</w:t>
       </w:r>
     </w:p>
     <w:p>
@@ -266,14 +308,42 @@
           <w:rFonts w:ascii="宋体" w:hAnsi="宋体" w:eastAsia="宋体"/>
           <w:b w:val="0"/>
           <w:color w:val="1C1917"/>
-          <w:sz w:val="26"/>
+          <w:sz w:val="24"/>
         </w:rPr>
-        <w:t xml:space="preserve">　　原句：________________________________________________</w:t>
+        <w:t>4. 一言既出，____________________。</w:t>
       </w:r>
     </w:p>
     <w:p>
       <w:pPr>
-        <w:spacing w:before="0" w:after="80" w:line="288" w:lineRule="auto"/>
+        <w:spacing w:before="160" w:after="160" w:line="288" w:lineRule="auto"/>
+      </w:pPr>
+      <w:r>
+        <w:rPr>
+          <w:rFonts w:ascii="宋体" w:hAnsi="宋体" w:eastAsia="宋体"/>
+          <w:b/>
+          <w:color w:val="E85D04"/>
+          <w:sz w:val="24"/>
+        </w:rPr>
+        <w:t>三、根据意思写出原句</w:t>
+      </w:r>
+    </w:p>
+    <w:p>
+      <w:pPr>
+        <w:spacing w:before="0" w:after="60" w:line="288" w:lineRule="auto"/>
+      </w:pPr>
+      <w:r>
+        <w:rPr>
+          <w:rFonts w:ascii="宋体" w:hAnsi="宋体" w:eastAsia="宋体"/>
+          <w:b w:val="0"/>
+          <w:color w:val="1C1917"/>
+          <w:sz w:val="22"/>
+        </w:rPr>
+        <w:t>1. 意思：每个人都有短处，也有长处；不要只看一面。　[俗语]</w:t>
+      </w:r>
+    </w:p>
+    <w:p>
+      <w:pPr>
+        <w:spacing w:before="0" w:after="140" w:line="288" w:lineRule="auto"/>
       </w:pPr>
       <w:r>
         <w:rPr>
@@ -282,26 +352,26 @@
           <w:color w:val="1C1917"/>
           <w:sz w:val="24"/>
         </w:rPr>
-        <w:t>2. 意思：好机会不能放过，错过就很难再有。（俗语）</w:t>
+        <w:t xml:space="preserve">　　原句：________________________________________________</w:t>
       </w:r>
     </w:p>
     <w:p>
       <w:pPr>
-        <w:spacing w:before="0" w:after="160" w:line="288" w:lineRule="auto"/>
+        <w:spacing w:before="0" w:after="60" w:line="288" w:lineRule="auto"/>
       </w:pPr>
       <w:r>
         <w:rPr>
           <w:rFonts w:ascii="宋体" w:hAnsi="宋体" w:eastAsia="宋体"/>
           <w:b w:val="0"/>
           <w:color w:val="1C1917"/>
-          <w:sz w:val="26"/>
+          <w:sz w:val="22"/>
         </w:rPr>
-        <w:t xml:space="preserve">　　原句：________________________________________________</w:t>
+        <w:t>2. 意思：好机会不能放过，错过就很难再有。　[俗语]</w:t>
       </w:r>
     </w:p>
     <w:p>
       <w:pPr>
-        <w:spacing w:before="0" w:after="80" w:line="288" w:lineRule="auto"/>
+        <w:spacing w:before="0" w:after="140" w:line="288" w:lineRule="auto"/>
       </w:pPr>
       <w:r>
         <w:rPr>
@@ -310,26 +380,26 @@
           <w:color w:val="1C1917"/>
           <w:sz w:val="24"/>
         </w:rPr>
-        <w:t>3. 意思：开头差一点点，结果可能错出很远。（谬读 miù）（俗语）</w:t>
+        <w:t xml:space="preserve">　　原句：________________________________________________</w:t>
       </w:r>
     </w:p>
     <w:p>
       <w:pPr>
-        <w:spacing w:before="0" w:after="160" w:line="288" w:lineRule="auto"/>
+        <w:spacing w:before="0" w:after="60" w:line="288" w:lineRule="auto"/>
       </w:pPr>
       <w:r>
         <w:rPr>
           <w:rFonts w:ascii="宋体" w:hAnsi="宋体" w:eastAsia="宋体"/>
           <w:b w:val="0"/>
           <w:color w:val="1C1917"/>
-          <w:sz w:val="26"/>
+          <w:sz w:val="22"/>
         </w:rPr>
-        <w:t xml:space="preserve">　　原句：________________________________________________</w:t>
+        <w:t>3. 意思：开头差一点点，结果可能错出很远。（谬读 miù）　[俗语]</w:t>
       </w:r>
     </w:p>
     <w:p>
       <w:pPr>
-        <w:spacing w:before="0" w:after="80" w:line="288" w:lineRule="auto"/>
+        <w:spacing w:before="0" w:after="140" w:line="288" w:lineRule="auto"/>
       </w:pPr>
       <w:r>
         <w:rPr>
@@ -338,26 +408,26 @@
           <w:color w:val="1C1917"/>
           <w:sz w:val="24"/>
         </w:rPr>
-        <w:t>4. 意思：生病常因饮食不慎；惹祸常因说话不慎。（俗语）</w:t>
+        <w:t xml:space="preserve">　　原句：________________________________________________</w:t>
       </w:r>
     </w:p>
     <w:p>
       <w:pPr>
-        <w:spacing w:before="0" w:after="160" w:line="288" w:lineRule="auto"/>
+        <w:spacing w:before="0" w:after="60" w:line="288" w:lineRule="auto"/>
       </w:pPr>
       <w:r>
         <w:rPr>
           <w:rFonts w:ascii="宋体" w:hAnsi="宋体" w:eastAsia="宋体"/>
           <w:b w:val="0"/>
           <w:color w:val="1C1917"/>
-          <w:sz w:val="26"/>
+          <w:sz w:val="22"/>
         </w:rPr>
-        <w:t xml:space="preserve">　　原句：________________________________________________</w:t>
+        <w:t>4. 意思：生病常因饮食不慎；惹祸常因说话不慎。　[俗语]</w:t>
       </w:r>
     </w:p>
     <w:p>
       <w:pPr>
-        <w:spacing w:before="0" w:after="80" w:line="288" w:lineRule="auto"/>
+        <w:spacing w:before="0" w:after="140" w:line="288" w:lineRule="auto"/>
       </w:pPr>
       <w:r>
         <w:rPr>
@@ -366,26 +436,26 @@
           <w:color w:val="1C1917"/>
           <w:sz w:val="24"/>
         </w:rPr>
-        <w:t>5. 意思：话一说出口，四匹马拉的车也追不回；说话要算数。（俗语）</w:t>
+        <w:t xml:space="preserve">　　原句：________________________________________________</w:t>
       </w:r>
     </w:p>
     <w:p>
       <w:pPr>
-        <w:spacing w:before="0" w:after="160" w:line="288" w:lineRule="auto"/>
+        <w:spacing w:before="0" w:after="60" w:line="288" w:lineRule="auto"/>
       </w:pPr>
       <w:r>
         <w:rPr>
           <w:rFonts w:ascii="宋体" w:hAnsi="宋体" w:eastAsia="宋体"/>
           <w:b w:val="0"/>
           <w:color w:val="1C1917"/>
-          <w:sz w:val="26"/>
+          <w:sz w:val="22"/>
         </w:rPr>
-        <w:t xml:space="preserve">　　原句：________________________________________________</w:t>
+        <w:t>5. 意思：话一说出口，四匹马拉的车也追不回；说话要算数。　[俗语]</w:t>
       </w:r>
     </w:p>
     <w:p>
       <w:pPr>
-        <w:spacing w:before="0" w:after="80" w:line="288" w:lineRule="auto"/>
+        <w:spacing w:before="0" w:after="140" w:line="288" w:lineRule="auto"/>
       </w:pPr>
       <w:r>
         <w:rPr>
@@ -394,19 +464,33 @@
           <w:color w:val="1C1917"/>
           <w:sz w:val="24"/>
         </w:rPr>
-        <w:t>6. 意思：跟更好的比还差些，跟更差的比还强些；常用来自我宽慰或客观看待。（俗语）</w:t>
+        <w:t xml:space="preserve">　　原句：________________________________________________</w:t>
       </w:r>
     </w:p>
     <w:p>
       <w:pPr>
-        <w:spacing w:before="0" w:after="160" w:line="288" w:lineRule="auto"/>
+        <w:spacing w:before="0" w:after="60" w:line="288" w:lineRule="auto"/>
       </w:pPr>
       <w:r>
         <w:rPr>
           <w:rFonts w:ascii="宋体" w:hAnsi="宋体" w:eastAsia="宋体"/>
           <w:b w:val="0"/>
           <w:color w:val="1C1917"/>
-          <w:sz w:val="26"/>
+          <w:sz w:val="22"/>
+        </w:rPr>
+        <w:t>6. 意思：跟更好的比还差些，跟更差的比还强些；常用来自我宽慰或客观看待。　[俗语]</w:t>
+      </w:r>
+    </w:p>
+    <w:p>
+      <w:pPr>
+        <w:spacing w:before="0" w:after="140" w:line="288" w:lineRule="auto"/>
+      </w:pPr>
+      <w:r>
+        <w:rPr>
+          <w:rFonts w:ascii="宋体" w:hAnsi="宋体" w:eastAsia="宋体"/>
+          <w:b w:val="0"/>
+          <w:color w:val="1C1917"/>
+          <w:sz w:val="24"/>
         </w:rPr>
         <w:t xml:space="preserve">　　原句：________________________________________________</w:t>
       </w:r>
@@ -422,12 +506,96 @@
           <w:color w:val="E85D04"/>
           <w:sz w:val="24"/>
         </w:rPr>
-        <w:t>三、背景（选做）</w:t>
+        <w:t>四、据意选俗语（填序号）</w:t>
       </w:r>
     </w:p>
     <w:p>
       <w:pPr>
-        <w:spacing w:before="0" w:after="80" w:line="288" w:lineRule="auto"/>
+        <w:spacing w:before="0" w:after="40" w:line="288" w:lineRule="auto"/>
+      </w:pPr>
+      <w:r>
+        <w:rPr>
+          <w:rFonts w:ascii="宋体" w:hAnsi="宋体" w:eastAsia="宋体"/>
+          <w:b w:val="0"/>
+          <w:color w:val="1C1917"/>
+          <w:sz w:val="22"/>
+        </w:rPr>
+        <w:t>1. 尺有所短，寸有所长。</w:t>
+      </w:r>
+    </w:p>
+    <w:p>
+      <w:pPr>
+        <w:spacing w:before="0" w:after="40" w:line="288" w:lineRule="auto"/>
+      </w:pPr>
+      <w:r>
+        <w:rPr>
+          <w:rFonts w:ascii="宋体" w:hAnsi="宋体" w:eastAsia="宋体"/>
+          <w:b w:val="0"/>
+          <w:color w:val="1C1917"/>
+          <w:sz w:val="22"/>
+        </w:rPr>
+        <w:t>2. 机不可失，时不再来。</w:t>
+      </w:r>
+    </w:p>
+    <w:p>
+      <w:pPr>
+        <w:spacing w:before="0" w:after="40" w:line="288" w:lineRule="auto"/>
+      </w:pPr>
+      <w:r>
+        <w:rPr>
+          <w:rFonts w:ascii="宋体" w:hAnsi="宋体" w:eastAsia="宋体"/>
+          <w:b w:val="0"/>
+          <w:color w:val="1C1917"/>
+          <w:sz w:val="22"/>
+        </w:rPr>
+        <w:t>3. 差之毫厘，谬以千里。</w:t>
+      </w:r>
+    </w:p>
+    <w:p>
+      <w:pPr>
+        <w:spacing w:before="0" w:after="40" w:line="288" w:lineRule="auto"/>
+      </w:pPr>
+      <w:r>
+        <w:rPr>
+          <w:rFonts w:ascii="宋体" w:hAnsi="宋体" w:eastAsia="宋体"/>
+          <w:b w:val="0"/>
+          <w:color w:val="1C1917"/>
+          <w:sz w:val="22"/>
+        </w:rPr>
+        <w:t>4. 病从口入，祸从口出。</w:t>
+      </w:r>
+    </w:p>
+    <w:p>
+      <w:pPr>
+        <w:spacing w:before="0" w:after="40" w:line="288" w:lineRule="auto"/>
+      </w:pPr>
+      <w:r>
+        <w:rPr>
+          <w:rFonts w:ascii="宋体" w:hAnsi="宋体" w:eastAsia="宋体"/>
+          <w:b w:val="0"/>
+          <w:color w:val="1C1917"/>
+          <w:sz w:val="22"/>
+        </w:rPr>
+        <w:t>5. 一言既出，驷马难追。</w:t>
+      </w:r>
+    </w:p>
+    <w:p>
+      <w:pPr>
+        <w:spacing w:before="0" w:after="40" w:line="288" w:lineRule="auto"/>
+      </w:pPr>
+      <w:r>
+        <w:rPr>
+          <w:rFonts w:ascii="宋体" w:hAnsi="宋体" w:eastAsia="宋体"/>
+          <w:b w:val="0"/>
+          <w:color w:val="1C1917"/>
+          <w:sz w:val="22"/>
+        </w:rPr>
+        <w:t>6. 比上不足，比下有余。</w:t>
+      </w:r>
+    </w:p>
+    <w:p>
+      <w:pPr>
+        <w:spacing w:before="0" w:after="120" w:line="288" w:lineRule="auto"/>
       </w:pPr>
       <w:r>
         <w:rPr>
@@ -436,35 +604,35 @@
           <w:color w:val="1C1917"/>
           <w:sz w:val="24"/>
         </w:rPr>
-        <w:t>用一两句话写出作者或积累提示：</w:t>
+        <w:t>A. 每个人都有长处和短处：选（　　）</w:t>
       </w:r>
     </w:p>
     <w:p>
       <w:pPr>
-        <w:spacing w:before="0" w:after="200" w:line="288" w:lineRule="auto"/>
+        <w:spacing w:before="0" w:after="120" w:line="288" w:lineRule="auto"/>
       </w:pPr>
       <w:r>
         <w:rPr>
           <w:rFonts w:ascii="宋体" w:hAnsi="宋体" w:eastAsia="宋体"/>
           <w:b w:val="0"/>
           <w:color w:val="1C1917"/>
-          <w:sz w:val="28"/>
+          <w:sz w:val="24"/>
         </w:rPr>
-        <w:t>＿＿＿＿＿＿＿＿＿＿＿＿＿＿＿＿＿＿＿＿＿＿＿＿＿＿＿＿＿＿</w:t>
+        <w:t>B. 机会错过就难再来：选（　　）</w:t>
       </w:r>
     </w:p>
     <w:p>
       <w:pPr>
-        <w:spacing w:before="0" w:after="200" w:line="288" w:lineRule="auto"/>
+        <w:spacing w:before="0" w:after="160" w:line="288" w:lineRule="auto"/>
       </w:pPr>
       <w:r>
         <w:rPr>
           <w:rFonts w:ascii="宋体" w:hAnsi="宋体" w:eastAsia="宋体"/>
           <w:b w:val="0"/>
           <w:color w:val="1C1917"/>
-          <w:sz w:val="28"/>
+          <w:sz w:val="24"/>
         </w:rPr>
-        <w:t>＿＿＿＿＿＿＿＿＿＿＿＿＿＿＿＿＿＿＿＿＿＿＿＿＿＿＿＿＿＿</w:t>
+        <w:t>C. 话说出去就收不回来：选（　　）</w:t>
       </w:r>
     </w:p>
     <w:p>
@@ -478,7 +646,7 @@
           <w:color w:val="C2410C"/>
           <w:sz w:val="20"/>
         </w:rPr>
-        <w:t>□默写过关　□据意能写原句　□错题入档</w:t>
+        <w:t>□补全过关　□填空过关　□据意写句过关　□错题入档</w:t>
       </w:r>
     </w:p>
     <w:sectPr>

--- a/printables/gardens/U6-garden.docx
+++ b/printables/gardens/U6-garden.docx
@@ -27,9 +27,9 @@
           <w:rFonts w:ascii="宋体" w:hAnsi="宋体" w:eastAsia="宋体"/>
           <w:b/>
           <w:color w:val="E85D04"/>
-          <w:sz w:val="32"/>
+          <w:sz w:val="30"/>
         </w:rPr>
-        <w:t>语文园地六 · 日积月累过关测</w:t>
+        <w:t>语文园地六 · 日积月累（约10–15分钟）</w:t>
       </w:r>
     </w:p>
     <w:p>
@@ -44,12 +44,12 @@
           <w:color w:val="1C1917"/>
           <w:sz w:val="22"/>
         </w:rPr>
-        <w:t>第六单元 · 体会人物心情　|　题型对齐单元卷　|　姓名：________　日期：________</w:t>
+        <w:t>第六单元 · 体会人物心情　|　A4　|　姓名：________　日期：________　用时：____分钟</w:t>
       </w:r>
     </w:p>
     <w:p>
       <w:pPr>
-        <w:spacing w:before="0" w:after="160" w:line="288" w:lineRule="auto"/>
+        <w:spacing w:before="0" w:after="120" w:line="288" w:lineRule="auto"/>
       </w:pPr>
       <w:r>
         <w:rPr>
@@ -58,7 +58,7 @@
           <w:color w:val="C2410C"/>
           <w:sz w:val="20"/>
         </w:rPr>
-        <w:t>不看书完成。测默写、填空、据意写句（及本单元词句运用）。</w:t>
+        <w:t>不看书。题量按10–15分钟设计；做不完的题可改日再练。</w:t>
       </w:r>
     </w:p>
     <w:p>
@@ -72,19 +72,19 @@
           <w:color w:val="E85D04"/>
           <w:sz w:val="24"/>
         </w:rPr>
-        <w:t>一、补全名句（给上句写下句 / 给下句写上句）</w:t>
+        <w:t>一、补全名句（上/下句，共4题）</w:t>
       </w:r>
     </w:p>
     <w:p>
       <w:pPr>
-        <w:spacing w:before="0" w:after="80" w:line="288" w:lineRule="auto"/>
+        <w:spacing w:before="0" w:after="120" w:line="288" w:lineRule="auto"/>
       </w:pPr>
       <w:r>
         <w:rPr>
           <w:rFonts w:ascii="宋体" w:hAnsi="宋体" w:eastAsia="宋体"/>
           <w:b w:val="0"/>
           <w:color w:val="1C1917"/>
-          <w:sz w:val="24"/>
+          <w:sz w:val="26"/>
         </w:rPr>
         <w:t>1. 尺有所短，____________________</w:t>
       </w:r>
@@ -97,22 +97,8 @@
         <w:rPr>
           <w:rFonts w:ascii="宋体" w:hAnsi="宋体" w:eastAsia="宋体"/>
           <w:b w:val="0"/>
-          <w:color w:val="C2410C"/>
-          <w:sz w:val="20"/>
-        </w:rPr>
-        <w:t xml:space="preserve">　　（出处：________）</w:t>
-      </w:r>
-    </w:p>
-    <w:p>
-      <w:pPr>
-        <w:spacing w:before="0" w:after="80" w:line="288" w:lineRule="auto"/>
-      </w:pPr>
-      <w:r>
-        <w:rPr>
-          <w:rFonts w:ascii="宋体" w:hAnsi="宋体" w:eastAsia="宋体"/>
-          <w:b w:val="0"/>
           <w:color w:val="1C1917"/>
-          <w:sz w:val="24"/>
+          <w:sz w:val="26"/>
         </w:rPr>
         <w:t>2. ____________________，时不再来。</w:t>
       </w:r>
@@ -125,22 +111,8 @@
         <w:rPr>
           <w:rFonts w:ascii="宋体" w:hAnsi="宋体" w:eastAsia="宋体"/>
           <w:b w:val="0"/>
-          <w:color w:val="C2410C"/>
-          <w:sz w:val="20"/>
-        </w:rPr>
-        <w:t xml:space="preserve">　　（出处：________）</w:t>
-      </w:r>
-    </w:p>
-    <w:p>
-      <w:pPr>
-        <w:spacing w:before="0" w:after="80" w:line="288" w:lineRule="auto"/>
-      </w:pPr>
-      <w:r>
-        <w:rPr>
-          <w:rFonts w:ascii="宋体" w:hAnsi="宋体" w:eastAsia="宋体"/>
-          <w:b w:val="0"/>
           <w:color w:val="1C1917"/>
-          <w:sz w:val="24"/>
+          <w:sz w:val="26"/>
         </w:rPr>
         <w:t>3. 差之毫厘，____________________</w:t>
       </w:r>
@@ -153,94 +125,10 @@
         <w:rPr>
           <w:rFonts w:ascii="宋体" w:hAnsi="宋体" w:eastAsia="宋体"/>
           <w:b w:val="0"/>
-          <w:color w:val="C2410C"/>
-          <w:sz w:val="20"/>
-        </w:rPr>
-        <w:t xml:space="preserve">　　（出处：________）</w:t>
-      </w:r>
-    </w:p>
-    <w:p>
-      <w:pPr>
-        <w:spacing w:before="0" w:after="80" w:line="288" w:lineRule="auto"/>
-      </w:pPr>
-      <w:r>
-        <w:rPr>
-          <w:rFonts w:ascii="宋体" w:hAnsi="宋体" w:eastAsia="宋体"/>
-          <w:b w:val="0"/>
           <w:color w:val="1C1917"/>
-          <w:sz w:val="24"/>
+          <w:sz w:val="26"/>
         </w:rPr>
         <w:t>4. ____________________，祸从口出。</w:t>
-      </w:r>
-    </w:p>
-    <w:p>
-      <w:pPr>
-        <w:spacing w:before="0" w:after="120" w:line="288" w:lineRule="auto"/>
-      </w:pPr>
-      <w:r>
-        <w:rPr>
-          <w:rFonts w:ascii="宋体" w:hAnsi="宋体" w:eastAsia="宋体"/>
-          <w:b w:val="0"/>
-          <w:color w:val="C2410C"/>
-          <w:sz w:val="20"/>
-        </w:rPr>
-        <w:t xml:space="preserve">　　（出处：________）</w:t>
-      </w:r>
-    </w:p>
-    <w:p>
-      <w:pPr>
-        <w:spacing w:before="0" w:after="80" w:line="288" w:lineRule="auto"/>
-      </w:pPr>
-      <w:r>
-        <w:rPr>
-          <w:rFonts w:ascii="宋体" w:hAnsi="宋体" w:eastAsia="宋体"/>
-          <w:b w:val="0"/>
-          <w:color w:val="1C1917"/>
-          <w:sz w:val="24"/>
-        </w:rPr>
-        <w:t>5. 一言既出，____________________</w:t>
-      </w:r>
-    </w:p>
-    <w:p>
-      <w:pPr>
-        <w:spacing w:before="0" w:after="120" w:line="288" w:lineRule="auto"/>
-      </w:pPr>
-      <w:r>
-        <w:rPr>
-          <w:rFonts w:ascii="宋体" w:hAnsi="宋体" w:eastAsia="宋体"/>
-          <w:b w:val="0"/>
-          <w:color w:val="C2410C"/>
-          <w:sz w:val="20"/>
-        </w:rPr>
-        <w:t xml:space="preserve">　　（出处：________）</w:t>
-      </w:r>
-    </w:p>
-    <w:p>
-      <w:pPr>
-        <w:spacing w:before="0" w:after="80" w:line="288" w:lineRule="auto"/>
-      </w:pPr>
-      <w:r>
-        <w:rPr>
-          <w:rFonts w:ascii="宋体" w:hAnsi="宋体" w:eastAsia="宋体"/>
-          <w:b w:val="0"/>
-          <w:color w:val="1C1917"/>
-          <w:sz w:val="24"/>
-        </w:rPr>
-        <w:t>6. ____________________，比下有余。</w:t>
-      </w:r>
-    </w:p>
-    <w:p>
-      <w:pPr>
-        <w:spacing w:before="0" w:after="120" w:line="288" w:lineRule="auto"/>
-      </w:pPr>
-      <w:r>
-        <w:rPr>
-          <w:rFonts w:ascii="宋体" w:hAnsi="宋体" w:eastAsia="宋体"/>
-          <w:b w:val="0"/>
-          <w:color w:val="C2410C"/>
-          <w:sz w:val="20"/>
-        </w:rPr>
-        <w:t xml:space="preserve">　　（出处：________）</w:t>
       </w:r>
     </w:p>
     <w:p>
@@ -254,12 +142,12 @@
           <w:color w:val="E85D04"/>
           <w:sz w:val="24"/>
         </w:rPr>
-        <w:t>二、关键词填空（试卷常考）</w:t>
+        <w:t>二、关键词填空（2～3题）</w:t>
       </w:r>
     </w:p>
     <w:p>
       <w:pPr>
-        <w:spacing w:before="0" w:after="120" w:line="288" w:lineRule="auto"/>
+        <w:spacing w:before="0" w:after="100" w:line="288" w:lineRule="auto"/>
       </w:pPr>
       <w:r>
         <w:rPr>
@@ -282,7 +170,35 @@
           <w:color w:val="1C1917"/>
           <w:sz w:val="24"/>
         </w:rPr>
-        <w:t>2. 机不可失，____________________。</w:t>
+        <w:t>2. 一言既出，____________________。</w:t>
+      </w:r>
+    </w:p>
+    <w:p>
+      <w:pPr>
+        <w:spacing w:before="160" w:after="160" w:line="288" w:lineRule="auto"/>
+      </w:pPr>
+      <w:r>
+        <w:rPr>
+          <w:rFonts w:ascii="宋体" w:hAnsi="宋体" w:eastAsia="宋体"/>
+          <w:b/>
+          <w:color w:val="E85D04"/>
+          <w:sz w:val="24"/>
+        </w:rPr>
+        <w:t>三、根据意思写原句（2题）</w:t>
+      </w:r>
+    </w:p>
+    <w:p>
+      <w:pPr>
+        <w:spacing w:before="0" w:after="40" w:line="288" w:lineRule="auto"/>
+      </w:pPr>
+      <w:r>
+        <w:rPr>
+          <w:rFonts w:ascii="宋体" w:hAnsi="宋体" w:eastAsia="宋体"/>
+          <w:b w:val="0"/>
+          <w:color w:val="1C1917"/>
+          <w:sz w:val="22"/>
+        </w:rPr>
+        <w:t>1. 意思：每个人都有短处，也有长处；不要只看一面。</w:t>
       </w:r>
     </w:p>
     <w:p>
@@ -296,12 +212,26 @@
           <w:color w:val="1C1917"/>
           <w:sz w:val="24"/>
         </w:rPr>
-        <w:t>3. 差之毫厘，____________________。</w:t>
+        <w:t xml:space="preserve">　　原句：________________________________________</w:t>
       </w:r>
     </w:p>
     <w:p>
       <w:pPr>
-        <w:spacing w:before="0" w:after="160" w:line="288" w:lineRule="auto"/>
+        <w:spacing w:before="0" w:after="40" w:line="288" w:lineRule="auto"/>
+      </w:pPr>
+      <w:r>
+        <w:rPr>
+          <w:rFonts w:ascii="宋体" w:hAnsi="宋体" w:eastAsia="宋体"/>
+          <w:b w:val="0"/>
+          <w:color w:val="1C1917"/>
+          <w:sz w:val="22"/>
+        </w:rPr>
+        <w:t>2. 意思：好机会不能放过，错过就很难再有。</w:t>
+      </w:r>
+    </w:p>
+    <w:p>
+      <w:pPr>
+        <w:spacing w:before="0" w:after="120" w:line="288" w:lineRule="auto"/>
       </w:pPr>
       <w:r>
         <w:rPr>
@@ -310,7 +240,7 @@
           <w:color w:val="1C1917"/>
           <w:sz w:val="24"/>
         </w:rPr>
-        <w:t>4. 一言既出，____________________。</w:t>
+        <w:t xml:space="preserve">　　原句：________________________________________</w:t>
       </w:r>
     </w:p>
     <w:p>
@@ -324,7 +254,7 @@
           <w:color w:val="E85D04"/>
           <w:sz w:val="24"/>
         </w:rPr>
-        <w:t>三、根据意思写出原句</w:t>
+        <w:t>四、快速选择（2题）</w:t>
       </w:r>
     </w:p>
     <w:p>
@@ -338,259 +268,7 @@
           <w:color w:val="1C1917"/>
           <w:sz w:val="22"/>
         </w:rPr>
-        <w:t>1. 意思：每个人都有短处，也有长处；不要只看一面。　[俗语]</w:t>
-      </w:r>
-    </w:p>
-    <w:p>
-      <w:pPr>
-        <w:spacing w:before="0" w:after="140" w:line="288" w:lineRule="auto"/>
-      </w:pPr>
-      <w:r>
-        <w:rPr>
-          <w:rFonts w:ascii="宋体" w:hAnsi="宋体" w:eastAsia="宋体"/>
-          <w:b w:val="0"/>
-          <w:color w:val="1C1917"/>
-          <w:sz w:val="24"/>
-        </w:rPr>
-        <w:t xml:space="preserve">　　原句：________________________________________________</w:t>
-      </w:r>
-    </w:p>
-    <w:p>
-      <w:pPr>
-        <w:spacing w:before="0" w:after="60" w:line="288" w:lineRule="auto"/>
-      </w:pPr>
-      <w:r>
-        <w:rPr>
-          <w:rFonts w:ascii="宋体" w:hAnsi="宋体" w:eastAsia="宋体"/>
-          <w:b w:val="0"/>
-          <w:color w:val="1C1917"/>
-          <w:sz w:val="22"/>
-        </w:rPr>
-        <w:t>2. 意思：好机会不能放过，错过就很难再有。　[俗语]</w:t>
-      </w:r>
-    </w:p>
-    <w:p>
-      <w:pPr>
-        <w:spacing w:before="0" w:after="140" w:line="288" w:lineRule="auto"/>
-      </w:pPr>
-      <w:r>
-        <w:rPr>
-          <w:rFonts w:ascii="宋体" w:hAnsi="宋体" w:eastAsia="宋体"/>
-          <w:b w:val="0"/>
-          <w:color w:val="1C1917"/>
-          <w:sz w:val="24"/>
-        </w:rPr>
-        <w:t xml:space="preserve">　　原句：________________________________________________</w:t>
-      </w:r>
-    </w:p>
-    <w:p>
-      <w:pPr>
-        <w:spacing w:before="0" w:after="60" w:line="288" w:lineRule="auto"/>
-      </w:pPr>
-      <w:r>
-        <w:rPr>
-          <w:rFonts w:ascii="宋体" w:hAnsi="宋体" w:eastAsia="宋体"/>
-          <w:b w:val="0"/>
-          <w:color w:val="1C1917"/>
-          <w:sz w:val="22"/>
-        </w:rPr>
-        <w:t>3. 意思：开头差一点点，结果可能错出很远。（谬读 miù）　[俗语]</w:t>
-      </w:r>
-    </w:p>
-    <w:p>
-      <w:pPr>
-        <w:spacing w:before="0" w:after="140" w:line="288" w:lineRule="auto"/>
-      </w:pPr>
-      <w:r>
-        <w:rPr>
-          <w:rFonts w:ascii="宋体" w:hAnsi="宋体" w:eastAsia="宋体"/>
-          <w:b w:val="0"/>
-          <w:color w:val="1C1917"/>
-          <w:sz w:val="24"/>
-        </w:rPr>
-        <w:t xml:space="preserve">　　原句：________________________________________________</w:t>
-      </w:r>
-    </w:p>
-    <w:p>
-      <w:pPr>
-        <w:spacing w:before="0" w:after="60" w:line="288" w:lineRule="auto"/>
-      </w:pPr>
-      <w:r>
-        <w:rPr>
-          <w:rFonts w:ascii="宋体" w:hAnsi="宋体" w:eastAsia="宋体"/>
-          <w:b w:val="0"/>
-          <w:color w:val="1C1917"/>
-          <w:sz w:val="22"/>
-        </w:rPr>
-        <w:t>4. 意思：生病常因饮食不慎；惹祸常因说话不慎。　[俗语]</w:t>
-      </w:r>
-    </w:p>
-    <w:p>
-      <w:pPr>
-        <w:spacing w:before="0" w:after="140" w:line="288" w:lineRule="auto"/>
-      </w:pPr>
-      <w:r>
-        <w:rPr>
-          <w:rFonts w:ascii="宋体" w:hAnsi="宋体" w:eastAsia="宋体"/>
-          <w:b w:val="0"/>
-          <w:color w:val="1C1917"/>
-          <w:sz w:val="24"/>
-        </w:rPr>
-        <w:t xml:space="preserve">　　原句：________________________________________________</w:t>
-      </w:r>
-    </w:p>
-    <w:p>
-      <w:pPr>
-        <w:spacing w:before="0" w:after="60" w:line="288" w:lineRule="auto"/>
-      </w:pPr>
-      <w:r>
-        <w:rPr>
-          <w:rFonts w:ascii="宋体" w:hAnsi="宋体" w:eastAsia="宋体"/>
-          <w:b w:val="0"/>
-          <w:color w:val="1C1917"/>
-          <w:sz w:val="22"/>
-        </w:rPr>
-        <w:t>5. 意思：话一说出口，四匹马拉的车也追不回；说话要算数。　[俗语]</w:t>
-      </w:r>
-    </w:p>
-    <w:p>
-      <w:pPr>
-        <w:spacing w:before="0" w:after="140" w:line="288" w:lineRule="auto"/>
-      </w:pPr>
-      <w:r>
-        <w:rPr>
-          <w:rFonts w:ascii="宋体" w:hAnsi="宋体" w:eastAsia="宋体"/>
-          <w:b w:val="0"/>
-          <w:color w:val="1C1917"/>
-          <w:sz w:val="24"/>
-        </w:rPr>
-        <w:t xml:space="preserve">　　原句：________________________________________________</w:t>
-      </w:r>
-    </w:p>
-    <w:p>
-      <w:pPr>
-        <w:spacing w:before="0" w:after="60" w:line="288" w:lineRule="auto"/>
-      </w:pPr>
-      <w:r>
-        <w:rPr>
-          <w:rFonts w:ascii="宋体" w:hAnsi="宋体" w:eastAsia="宋体"/>
-          <w:b w:val="0"/>
-          <w:color w:val="1C1917"/>
-          <w:sz w:val="22"/>
-        </w:rPr>
-        <w:t>6. 意思：跟更好的比还差些，跟更差的比还强些；常用来自我宽慰或客观看待。　[俗语]</w:t>
-      </w:r>
-    </w:p>
-    <w:p>
-      <w:pPr>
-        <w:spacing w:before="0" w:after="140" w:line="288" w:lineRule="auto"/>
-      </w:pPr>
-      <w:r>
-        <w:rPr>
-          <w:rFonts w:ascii="宋体" w:hAnsi="宋体" w:eastAsia="宋体"/>
-          <w:b w:val="0"/>
-          <w:color w:val="1C1917"/>
-          <w:sz w:val="24"/>
-        </w:rPr>
-        <w:t xml:space="preserve">　　原句：________________________________________________</w:t>
-      </w:r>
-    </w:p>
-    <w:p>
-      <w:pPr>
-        <w:spacing w:before="160" w:after="160" w:line="288" w:lineRule="auto"/>
-      </w:pPr>
-      <w:r>
-        <w:rPr>
-          <w:rFonts w:ascii="宋体" w:hAnsi="宋体" w:eastAsia="宋体"/>
-          <w:b/>
-          <w:color w:val="E85D04"/>
-          <w:sz w:val="24"/>
-        </w:rPr>
-        <w:t>四、据意选俗语（填序号）</w:t>
-      </w:r>
-    </w:p>
-    <w:p>
-      <w:pPr>
-        <w:spacing w:before="0" w:after="40" w:line="288" w:lineRule="auto"/>
-      </w:pPr>
-      <w:r>
-        <w:rPr>
-          <w:rFonts w:ascii="宋体" w:hAnsi="宋体" w:eastAsia="宋体"/>
-          <w:b w:val="0"/>
-          <w:color w:val="1C1917"/>
-          <w:sz w:val="22"/>
-        </w:rPr>
-        <w:t>1. 尺有所短，寸有所长。</w:t>
-      </w:r>
-    </w:p>
-    <w:p>
-      <w:pPr>
-        <w:spacing w:before="0" w:after="40" w:line="288" w:lineRule="auto"/>
-      </w:pPr>
-      <w:r>
-        <w:rPr>
-          <w:rFonts w:ascii="宋体" w:hAnsi="宋体" w:eastAsia="宋体"/>
-          <w:b w:val="0"/>
-          <w:color w:val="1C1917"/>
-          <w:sz w:val="22"/>
-        </w:rPr>
-        <w:t>2. 机不可失，时不再来。</w:t>
-      </w:r>
-    </w:p>
-    <w:p>
-      <w:pPr>
-        <w:spacing w:before="0" w:after="40" w:line="288" w:lineRule="auto"/>
-      </w:pPr>
-      <w:r>
-        <w:rPr>
-          <w:rFonts w:ascii="宋体" w:hAnsi="宋体" w:eastAsia="宋体"/>
-          <w:b w:val="0"/>
-          <w:color w:val="1C1917"/>
-          <w:sz w:val="22"/>
-        </w:rPr>
-        <w:t>3. 差之毫厘，谬以千里。</w:t>
-      </w:r>
-    </w:p>
-    <w:p>
-      <w:pPr>
-        <w:spacing w:before="0" w:after="40" w:line="288" w:lineRule="auto"/>
-      </w:pPr>
-      <w:r>
-        <w:rPr>
-          <w:rFonts w:ascii="宋体" w:hAnsi="宋体" w:eastAsia="宋体"/>
-          <w:b w:val="0"/>
-          <w:color w:val="1C1917"/>
-          <w:sz w:val="22"/>
-        </w:rPr>
-        <w:t>4. 病从口入，祸从口出。</w:t>
-      </w:r>
-    </w:p>
-    <w:p>
-      <w:pPr>
-        <w:spacing w:before="0" w:after="40" w:line="288" w:lineRule="auto"/>
-      </w:pPr>
-      <w:r>
-        <w:rPr>
-          <w:rFonts w:ascii="宋体" w:hAnsi="宋体" w:eastAsia="宋体"/>
-          <w:b w:val="0"/>
-          <w:color w:val="1C1917"/>
-          <w:sz w:val="22"/>
-        </w:rPr>
-        <w:t>5. 一言既出，驷马难追。</w:t>
-      </w:r>
-    </w:p>
-    <w:p>
-      <w:pPr>
-        <w:spacing w:before="0" w:after="40" w:line="288" w:lineRule="auto"/>
-      </w:pPr>
-      <w:r>
-        <w:rPr>
-          <w:rFonts w:ascii="宋体" w:hAnsi="宋体" w:eastAsia="宋体"/>
-          <w:b w:val="0"/>
-          <w:color w:val="1C1917"/>
-          <w:sz w:val="22"/>
-        </w:rPr>
-        <w:t>6. 比上不足，比下有余。</w:t>
+        <w:t>①尺短寸长　②机不可失　③一言驷马</w:t>
       </w:r>
     </w:p>
     <w:p>
@@ -602,42 +280,14 @@
           <w:rFonts w:ascii="宋体" w:hAnsi="宋体" w:eastAsia="宋体"/>
           <w:b w:val="0"/>
           <w:color w:val="1C1917"/>
-          <w:sz w:val="24"/>
+          <w:sz w:val="22"/>
         </w:rPr>
-        <w:t>A. 每个人都有长处和短处：选（　　）</w:t>
+        <w:t>A. 各有长短：选（　　）　B. 话出口难收回：选（　　）</w:t>
       </w:r>
     </w:p>
     <w:p>
       <w:pPr>
-        <w:spacing w:before="0" w:after="120" w:line="288" w:lineRule="auto"/>
-      </w:pPr>
-      <w:r>
-        <w:rPr>
-          <w:rFonts w:ascii="宋体" w:hAnsi="宋体" w:eastAsia="宋体"/>
-          <w:b w:val="0"/>
-          <w:color w:val="1C1917"/>
-          <w:sz w:val="24"/>
-        </w:rPr>
-        <w:t>B. 机会错过就难再来：选（　　）</w:t>
-      </w:r>
-    </w:p>
-    <w:p>
-      <w:pPr>
-        <w:spacing w:before="0" w:after="160" w:line="288" w:lineRule="auto"/>
-      </w:pPr>
-      <w:r>
-        <w:rPr>
-          <w:rFonts w:ascii="宋体" w:hAnsi="宋体" w:eastAsia="宋体"/>
-          <w:b w:val="0"/>
-          <w:color w:val="1C1917"/>
-          <w:sz w:val="24"/>
-        </w:rPr>
-        <w:t>C. 话说出去就收不回来：选（　　）</w:t>
-      </w:r>
-    </w:p>
-    <w:p>
-      <w:pPr>
-        <w:spacing w:before="160" w:after="60" w:line="288" w:lineRule="auto"/>
+        <w:spacing w:before="120" w:after="60" w:line="288" w:lineRule="auto"/>
       </w:pPr>
       <w:r>
         <w:rPr>
@@ -646,7 +296,7 @@
           <w:color w:val="C2410C"/>
           <w:sz w:val="20"/>
         </w:rPr>
-        <w:t>□补全过关　□填空过关　□据意写句过关　□错题入档</w:t>
+        <w:t>□约10–15分钟完成　□错题入档</w:t>
       </w:r>
     </w:p>
     <w:sectPr>

--- a/printables/gardens/U6-garden.docx
+++ b/printables/gardens/U6-garden.docx
@@ -72,7 +72,7 @@
           <w:color w:val="E85D04"/>
           <w:sz w:val="24"/>
         </w:rPr>
-        <w:t>一、补全名句（上/下句，共4题）</w:t>
+        <w:t>一、补全名句（写出后半句）</w:t>
       </w:r>
     </w:p>
     <w:p>
@@ -84,7 +84,7 @@
           <w:rFonts w:ascii="宋体" w:hAnsi="宋体" w:eastAsia="宋体"/>
           <w:b w:val="0"/>
           <w:color w:val="1C1917"/>
-          <w:sz w:val="26"/>
+          <w:sz w:val="24"/>
         </w:rPr>
         <w:t>1. 尺有所短，____________________</w:t>
       </w:r>
@@ -98,9 +98,9 @@
           <w:rFonts w:ascii="宋体" w:hAnsi="宋体" w:eastAsia="宋体"/>
           <w:b w:val="0"/>
           <w:color w:val="1C1917"/>
-          <w:sz w:val="26"/>
+          <w:sz w:val="24"/>
         </w:rPr>
-        <w:t>2. ____________________，时不再来。</w:t>
+        <w:t>2. 机不可失，____________________</w:t>
       </w:r>
     </w:p>
     <w:p>
@@ -112,23 +112,9 @@
           <w:rFonts w:ascii="宋体" w:hAnsi="宋体" w:eastAsia="宋体"/>
           <w:b w:val="0"/>
           <w:color w:val="1C1917"/>
-          <w:sz w:val="26"/>
+          <w:sz w:val="24"/>
         </w:rPr>
         <w:t>3. 差之毫厘，____________________</w:t>
-      </w:r>
-    </w:p>
-    <w:p>
-      <w:pPr>
-        <w:spacing w:before="0" w:after="120" w:line="288" w:lineRule="auto"/>
-      </w:pPr>
-      <w:r>
-        <w:rPr>
-          <w:rFonts w:ascii="宋体" w:hAnsi="宋体" w:eastAsia="宋体"/>
-          <w:b w:val="0"/>
-          <w:color w:val="1C1917"/>
-          <w:sz w:val="26"/>
-        </w:rPr>
-        <w:t>4. ____________________，祸从口出。</w:t>
       </w:r>
     </w:p>
     <w:p>
@@ -142,7 +128,7 @@
           <w:color w:val="E85D04"/>
           <w:sz w:val="24"/>
         </w:rPr>
-        <w:t>二、关键词填空（2～3题）</w:t>
+        <w:t>二、关键词填空（与上一题不重复）</w:t>
       </w:r>
     </w:p>
     <w:p>
@@ -156,12 +142,12 @@
           <w:color w:val="1C1917"/>
           <w:sz w:val="24"/>
         </w:rPr>
-        <w:t>1. 尺有所短，____________________。</w:t>
+        <w:t>1. 病从口入，____________________</w:t>
       </w:r>
     </w:p>
     <w:p>
       <w:pPr>
-        <w:spacing w:before="0" w:after="120" w:line="288" w:lineRule="auto"/>
+        <w:spacing w:before="0" w:after="100" w:line="288" w:lineRule="auto"/>
       </w:pPr>
       <w:r>
         <w:rPr>
@@ -170,7 +156,7 @@
           <w:color w:val="1C1917"/>
           <w:sz w:val="24"/>
         </w:rPr>
-        <w:t>2. 一言既出，____________________。</w:t>
+        <w:t>2. 一言既出，____________________</w:t>
       </w:r>
     </w:p>
     <w:p>
